--- a/Document_Outlines/Input data - systems/Fire Supression System.docx
+++ b/Document_Outlines/Input data - systems/Fire Supression System.docx
@@ -3241,6 +3241,17 @@
       </w:pPr>
       <w:r>
         <w:t>Full certification and calculation packages</w:t>
+      </w:r>
+    </w:p>
+    <w:p>
+      <w:pPr>
+        <w:numPr>
+          <w:ilvl w:val="0"/>
+          <w:numId w:val="2"/>
+        </w:numPr>
+      </w:pPr>
+      <w:r>
+        <w:t>Evidence of current PVG Scheme membership for all contractor personnel attending site</w:t>
       </w:r>
     </w:p>
     <w:p/>

--- a/Document_Outlines/Input data - systems/Fire Supression System.docx
+++ b/Document_Outlines/Input data - systems/Fire Supression System.docx
@@ -3252,6 +3252,17 @@
       </w:pPr>
       <w:r>
         <w:t>Evidence of current PVG Scheme membership for all contractor personnel attending site</w:t>
+      </w:r>
+    </w:p>
+    <w:p>
+      <w:pPr>
+        <w:numPr>
+          <w:ilvl w:val="0"/>
+          <w:numId w:val="2"/>
+        </w:numPr>
+      </w:pPr>
+      <w:r>
+        <w:t>Where works are in, adjacent to, above or below a room housing ionising-radiation imaging equipment (CT, X-ray, fluoroscopy, nuclear medicine): confirm Radiation Protection Adviser (RPA) sign-off on shielding integrity per the Room/Ward/Theatre Refresh checklist - a separate gate from HAI-SCRIBE, not covered by it</w:t>
       </w:r>
     </w:p>
     <w:p/>

--- a/Document_Outlines/Input data - systems/Fire Supression System.docx
+++ b/Document_Outlines/Input data - systems/Fire Supression System.docx
@@ -160,7 +160,7 @@
                 <w:b/>
                 <w:bCs/>
               </w:rPr>
-              <w:t>NHSScotland</w:t>
+              <w:t>NHSScotland Firecode – particularly SHTM 81 (Fire safety in the design of healthcare premises) and associated supplements SHTM 82 (Fire detection and alarm systems – interfaces) and SHTM 85 (Fire precautions in existing healthcare premises)</w:t>
             </w:r>
             <w:proofErr w:type="spellEnd"/>
             <w:r>
@@ -732,7 +732,7 @@
           </w:tcPr>
           <w:p>
             <w:r>
-              <w:t>SHTM 81</w:t>
+              <w:t>SHTM 81, SHTM 85</w:t>
             </w:r>
           </w:p>
         </w:tc>
